--- a/report/MLOps_Assignment1_Report.docx
+++ b/report/MLOps_Assignment1_Report.docx
@@ -27,7 +27,7 @@
     </w:p>
     <w:p>
       <w:r>
-        <w:t>Video recording: Not supplied</w:t>
+        <w:t>Video recording: demo_video.mp4</w:t>
       </w:r>
     </w:p>
     <w:p>
@@ -1252,7 +1252,7 @@
     </w:p>
     <w:p>
       <w:r>
-        <w:t>For local use, start the stack with docker compose up --build. The API, Prometheus, and Grafana are exposed on ports 8000, 9090, and 3000. Kubernetes access is available with kubectl port-forward svc/heart-api 8001:80. A video recording was not supplied in the report configuration.</w:t>
+        <w:t>For local use, start the stack with docker compose up --build. The API, Prometheus, and Grafana are exposed on ports 8000, 9090, and 3000. Kubernetes access is available with kubectl port-forward svc/heart-api 8001:80. Video recording is available in report/demo_video.mp4.</w:t>
       </w:r>
     </w:p>
     <w:sectPr>
